--- a/example_articles/countries/England/4.countries_England_Other_publisher.docx
+++ b/example_articles/countries/England/4.countries_England_Other_publisher.docx
@@ -27,17 +27,17 @@
     </w:p>
     <w:p>
       <w:r>
-        <w:t>Source File: Other publishers/Files (500) (25).DOCX</w:t>
+        <w:t>Source file: Other publishers/Files (500) (25).DOCX</w:t>
       </w:r>
     </w:p>
     <w:p>
       <w:r>
-        <w:t>Raw locations result: ['England']</w:t>
+        <w:t>Raw locations result, 'locations': ['England']</w:t>
       </w:r>
     </w:p>
     <w:p>
       <w:r>
-        <w:t>countries_stand_flat (Standardized): England</w:t>
+        <w:t>Standardized locations result, 'countries_stand_flat': England</w:t>
       </w:r>
     </w:p>
     <w:p>

--- a/example_articles/countries/England/4.countries_England_Other_publisher.docx
+++ b/example_articles/countries/England/4.countries_England_Other_publisher.docx
@@ -7,7 +7,7 @@
         <w:pStyle w:val="Heading1"/>
       </w:pPr>
       <w:r>
-        <w:t>Couple's life was a mirage</w:t>
+        <w:t>Thatcher's stunning news has a nation talking</w:t>
       </w:r>
     </w:p>
     <w:p>
@@ -17,17 +17,17 @@
     </w:p>
     <w:p>
       <w:r>
-        <w:t>Date: 1990-01-10</w:t>
+        <w:t>Date: 1990-11-26</w:t>
       </w:r>
     </w:p>
     <w:p>
       <w:r>
-        <w:t>Section: NEWS; Pg. 3A</w:t>
+        <w:t>Section: NEWS; Pg. 8A</w:t>
       </w:r>
     </w:p>
     <w:p>
       <w:r>
-        <w:t>Source file: Other publishers/Files (500) (25).DOCX</w:t>
+        <w:t>Source file: Other publishers/Files (500) (21).DOCX</w:t>
       </w:r>
     </w:p>
     <w:p>
@@ -49,69 +49,45 @@
     </w:p>
     <w:p>
       <w:r>
-        <w:t>Charles Stuart lies cold and quiet in Woodlawn Cemetery's Plot 1445, but almost no one is willing to let him or the murder of his pregnant wife Carol lie in peace.</w:t>
+        <w:t>Suburban London housewife Julia Thorne was upset over Margaret Thatcher's resignation. So upset that she sat down and wrote a two-page thank- you note to the prime minister, telling Thatcher she thought the nation had made a terrible mistake.</w:t>
         <w:br/>
-        <w:t>The shooting of Stuart's wife, his earlier tale that a black assailant was to blame, then his leap last Thursday off the Tobin Bridge after his brother made him the top suspect in his wife's murder has captivated a nation hungry for missing pieces of the sordid puzzle.</w:t>
+        <w:t>''I had felt safe under her umbrella,'' says Thorne, 52. ''I had been thinking that at least we have Maggie behind us if we do go to war in the gulf. It's just so sad, and wicked, that she had to go out this way.''</w:t>
         <w:br/>
-        <w:t>''I think all the answers went down in the Mystic River'' where Charles Stuart died, said Kathy King, a neighbor.</w:t>
+        <w:t>Not everyone in Britain is as kind, however, about the woman who divided both the nation and her government in the past few weeks.</w:t>
         <w:br/>
-        <w:t>What is it about the case that ''tugged at every emotion,'' as Joyce Brothers puts it?</w:t>
+        <w:t>Ex-Beatle Paul McCartney is critical of Thatcher's policies in a Christmas record he releases today about Britain's homeless and sick, the Daily Mirror newspaper said.</w:t>
         <w:br/>
-        <w:t>''It has all the elements,'' Brothers said, ''murder, romantic entanglements, money, mystery.'' And anger.</w:t>
+        <w:t>But in the recognition, and shock of Thatcher's pending departure, comes a peculiar sort of unity: ''Maggie,'' as she's called here, is on everyone's mind. ''Perfect strangers were talking to each other on the street,'' says Gillian Barber, 49, a fashion designer in North London. 'It was like the queen had died.''</w:t>
         <w:br/>
-        <w:t>''People are very angry that their emotions were manipulated. People very much resent being made a fool of and many people were very upset by this.''</w:t>
+        <w:t>''The guy in the office next to me was almost in tears,'' says her husband, David Barber, 53, an independent film producer. ''It suddenly seems like a lot of people have changed their minds and now think she wasn't so bad.''</w:t>
         <w:br/>
-        <w:t>After Charles used his car phone to beg for help during the shooting, the story seemed a tragic end for what the media dubbed the ''Camelot couple.''</w:t>
+        <w:t>A certain nostalgia even grips some Britons:</w:t>
         <w:br/>
-        <w:t>''Theoretically,'' said Brothers, ''they were very much in love … coming back from a natural childbirth class - from what was supposed to have been the happiest moment in their lives.''</w:t>
+        <w:t>- An old song called We Can't Let Maggie Go is being re-recorded for Christmas sales with profits going to a campaign by the same name.</w:t>
         <w:br/>
-        <w:t>Now, Carol Stuart's family talks about the mirage of her ''totally happy life.''</w:t>
+        <w:t>- At the posh London home of Michael Heseltine, the man who challenged and helped knock Thatcher out of 10 Downing Street, two Maggie loyalists briefly handcuffed themselves to the sidewalk railings in protest of her resignation.</w:t>
         <w:br/>
-        <w:t>''It's unbelievable, we never would have guessed it in a million years,'' said her brother, Carl DiMaiti.</w:t>
+        <w:t>- In Australia, where the English cricket team is playing, fans held up a ''Bring Back Maggie'' banner.</w:t>
         <w:br/>
-        <w:t>''She was a little Cinderella,'' said Carol Dunn, who worked with Carol Stuart at Suffolk University Law School in Boston in 1983. ''She was a shining light. She was so bubbly. I never saw her in a bad mood.''</w:t>
+        <w:t>But continuing divisions are evident as well.</w:t>
         <w:br/>
-        <w:t>Dark-haired and petite, Carol Stuart, 30, worried about her weight and always ate salads. Mostly, Dunn said, ''she worried about other people and took care of them.''</w:t>
+        <w:t>On Petticoat Lane, a Sunday marketplace in the working-class section of East London, people argued about Thatcher and talked about Tuesday's second ballot for the leadership of the Conservative Party and the prime minister's job that goes with it.</w:t>
         <w:br/>
-        <w:t>Dunn was especially impressed with Carol Stuart's close relationship with her family and then-boyfriend. Charles Stuart, a former altar boy, was as quiet as she was outgoing, says Dunn.</w:t>
+        <w:t>Foreign Secretary Douglas Hurd and Chancellor John Major joined the race after Thatcher resigned.</w:t>
         <w:br/>
-        <w:t>Remy Sharrillo, 69, of Medford, who knew Carol since she was 15, said her parents never wanted her to marry Charles.</w:t>
+        <w:t>''Margaret Thatcher was made a scapegoat by her own party,'' says Londoner Judith Robinson, 32. ''But I don't see any difference at all between Heseltine, Hurd and Major. They'll continue with Conservative policies and that's the problem.'</w:t>
         <w:br/>
-        <w:t>''He was a dishwasher,'' said Sharrillo. ''The father didn't like him at all and the wife wasn't that crazy about him either. They finally gave in. … She idolized the guy. She was nuts about him.''</w:t>
+        <w:t>Adds Colin Kaye, 40, who's for Heseltine: ''Well she had to go, didn't she? She had a good run but after 11 years, it's time to move on. But Heseltine is a proper English gentlemen, and you Americans like that sort of thing.''</w:t>
         <w:br/>
-        <w:t>At the couple's slate-blue split-level on Reading's Harvest Street, a wreath with little blue teddy bears still hangs on the door. The light above the front door is on.</w:t>
+        <w:t>Whoever wins the upcoming vote, Britain's first female prime minister will be replaced by a man - a fact not lost on the population:</w:t>
         <w:br/>
-        <w:t>The Revere neighborhood where Charles Stuart grew up is a tight-knit enclave of mostly working-class Irish families. Most have lived there for generations; many are related. Children play in the street while their parents socialize.</w:t>
-        <w:br/>
-        <w:t>''I feel bad for the family, because Charlie (Sr.) and Dot are nice people,'' says King, who lives behind the Stuarts. ''They're honest people. They didn't do anything wrong and they can't even walk out the door.''</w:t>
-        <w:br/>
-        <w:t>Neighbor Joanne Bogus, who has lived two houses down from the Stuarts for 14 years, said the Stuart boys were always together and that neighborhood children ''looked up to Chuckie (Charles Jr.).''</w:t>
-        <w:br/>
-        <w:t>King described Charles as the kind of boy who would shovel the snow off an elderly neighbor's steps in the winter. That he could have grown up to be a cold, calculated killer is hard to believe, she said.</w:t>
-        <w:br/>
-        <w:t>''It's really bizarre. This is definitely going to be a movie someday - it's better than the soap operas.''</w:t>
-        <w:br/>
-        <w:t>''Not once did Chuck Stuart give us any reason to believe he was anything but honest,'' said Jay Kakas, the owner at the fur store where Stuart worked. ''If he had, he would have been out of here long ago. Like everyone else, we were duped.''</w:t>
-        <w:br/>
-        <w:t>Contributing: Steve Marshall, John Larrabee.</w:t>
+        <w:t>''I think that a little bit of it was men being a bit sick of having a woman at a top,'' says Thorne. ''I think they've had enough and want a man there again.''</w:t>
         <w:br/>
         <w:br/>
         <w:t>Notes</w:t>
         <w:br/>
         <w:br/>
-        <w:t>Accompanies; Mayor; Boston's 'moving on'</w:t>
-        <w:br/>
-        <w:br/>
-        <w:t>Graphic</w:t>
-        <w:br/>
-        <w:br/>
-        <w:t xml:space="preserve"> </w:t>
-        <w:br/>
-        <w:t>PHOTO; b/w, Mark Garfinkel, AP (Murder Cases, boat and divers); PHOTO; b/w, AP (Murder Cases, Carol Stuart)</w:t>
-        <w:br/>
-        <w:t xml:space="preserve"> </w:t>
-        <w:br/>
-        <w:t>CUTLINE: SEEKING EVIDENCE: A diver hands a container to officials aboard a Boston police boat in the Pines River Tuesday. Police announced they may have found the weapon used in the Stuart case. CUTLINE: CAROL Stuart: Family described her as a woman with a totally happy life.'</w:t>
+        <w:t>Ribbon Label; BRITAIN REPLACES THE 'IRON LADY'; 3</w:t>
       </w:r>
     </w:p>
     <w:sectPr>

--- a/example_articles/countries/England/4.countries_England_Other_publisher.docx
+++ b/example_articles/countries/England/4.countries_England_Other_publisher.docx
@@ -7,7 +7,7 @@
         <w:pStyle w:val="Heading1"/>
       </w:pPr>
       <w:r>
-        <w:t>Thatcher's stunning news has a nation talking</w:t>
+        <w:t>Britain counts millions of ballots in Brexit vote; Global markets watch as 'remain' camp edges up.</w:t>
       </w:r>
     </w:p>
     <w:p>
@@ -17,17 +17,17 @@
     </w:p>
     <w:p>
       <w:r>
-        <w:t>Date: 1990-11-26</w:t>
+        <w:t>Date: 2016-06-24</w:t>
       </w:r>
     </w:p>
     <w:p>
       <w:r>
-        <w:t>Section: NEWS; Pg. 8A</w:t>
+        <w:t>Section: ; Pg. A2</w:t>
       </w:r>
     </w:p>
     <w:p>
       <w:r>
-        <w:t>Source file: Other publishers/Files (500) (21).DOCX</w:t>
+        <w:t>Source file: Other publishers/Files (500) (9).DOCX</w:t>
       </w:r>
     </w:p>
     <w:p>
@@ -49,45 +49,33 @@
     </w:p>
     <w:p>
       <w:r>
-        <w:t>Suburban London housewife Julia Thorne was upset over Margaret Thatcher's resignation. So upset that she sat down and wrote a two-page thank- you note to the prime minister, telling Thatcher she thought the nation had made a terrible mistake.</w:t>
+        <w:t>A woman leaves a polling station for the EU referendum at Batley Town Hall in west Yorkshire, England, on Thursday in the constituency of murdered Labour MP Jo Cox. DANNY LAWSON / PA</w:t>
         <w:br/>
-        <w:t>''I had felt safe under her umbrella,'' says Thorne, 52. ''I had been thinking that at least we have Maggie behind us if we do go to war in the gulf. It's just so sad, and wicked, that she had to go out this way.''</w:t>
+        <w:t>LONDON - Officials throughout Britain worked into this morning counting tens of millions of ballots that will determine whether the country will leave the European Union, after a fierce debate over trade, immigration and sovereignty that is unlikely to end no matter the outcome.</w:t>
         <w:br/>
-        <w:t>Not everyone in Britain is as kind, however, about the woman who divided both the nation and her government in the past few weeks.</w:t>
+        <w:t>The financial markets, and officials from Washington to Brussels to Frankfurt, were monitoring the outcome cautiously.</w:t>
         <w:br/>
-        <w:t>Ex-Beatle Paul McCartney is critical of Thatcher's policies in a Christmas record he releases today about Britain's homeless and sick, the Daily Mirror newspaper said.</w:t>
+        <w:t>The pound surged against the dollar over the past week astradersanticipatedthatvoters would choose the status quo, and British bookmakers have done a brisk business taking bets.</w:t>
         <w:br/>
-        <w:t>But in the recognition, and shock of Thatcher's pending departure, comes a peculiar sort of unity: ''Maggie,'' as she's called here, is on everyone's mind. ''Perfect strangers were talking to each other on the street,'' says Gillian Barber, 49, a fashion designer in North London. 'It was like the queen had died.''</w:t>
+        <w:t>Late Thursday night, the pound rose further after the polling organization YouGov released a final day-of-election poll showing the Remain camp ahead, 52 percent to 48 percent.</w:t>
         <w:br/>
-        <w:t>''The guy in the office next to me was almost in tears,'' says her husband, David Barber, 53, an independent film producer. ''It suddenly seems like a lot of people have changed their minds and now think she wasn't so bad.''</w:t>
+        <w:t>Nigel Farage, the leader of the UK Independence Party, also made remarks suggesting he was not confident his side would win.</w:t>
         <w:br/>
-        <w:t>A certain nostalgia even grips some Britons:</w:t>
+        <w:t>But this morning, the pound suddenly slid after resultscameinfromtwoareas of northeast England: Leave did better than expected in the working-class community of Sunderland, and the Remain camp won Newcastle-upon-Tyne, a university city where it was expected to perform strongly, by only a thin margin.</w:t>
         <w:br/>
-        <w:t>- An old song called We Can't Let Maggie Go is being re-recorded for Christmas sales with profits going to a campaign by the same name.</w:t>
+        <w:t>Voting lasted from 7 a.m. to 10 p.m. Thursday, though some poll sites stayed open longer to accommodate voters who had gotten in line to cast their ballots.</w:t>
         <w:br/>
-        <w:t>- At the posh London home of Michael Heseltine, the man who challenged and helped knock Thatcher out of 10 Downing Street, two Maggie loyalists briefly handcuffed themselves to the sidewalk railings in protest of her resignation.</w:t>
+        <w:t>Two other last-minute opinion surveys also gave the Remain camp an edge, but given the failure of most British pollsters to foresee the Conservative Party's victory in last year's general elections, many analysts were putting little trust in surveys.</w:t>
         <w:br/>
-        <w:t>- In Australia, where the English cricket team is playing, fans held up a ''Bring Back Maggie'' banner.</w:t>
+        <w:t>"Neither a comfortable Remain victory nor a comfortable Leave victory can be ruledout,"StephenFisher,an elections expert who teaches at Oxford, wrote after noting that polling averages gave Remain a very slight lead.</w:t>
         <w:br/>
-        <w:t>But continuing divisions are evident as well.</w:t>
+        <w:t>H a l f o f v o t e r s w e r e thought to have walked to the polls, though many others drove and a few rode horses. Strong rains in parts of the capital and southeast England complicated voting; floods forced the borough of Kingston upon Thames in southwest London to move two polling sites.</w:t>
         <w:br/>
-        <w:t>On Petticoat Lane, a Sunday marketplace in the working-class section of East London, people argued about Thatcher and talked about Tuesday's second ballot for the leadership of the Conservative Party and the prime minister's job that goes with it.</w:t>
+        <w:t>By the Thursday evening rush, rains had caused delays brought foot traffic at Waterloo to a standstill.</w:t>
         <w:br/>
-        <w:t>Foreign Secretary Douglas Hurd and Chancellor John Major joined the race after Thatcher resigned.</w:t>
+        <w:t>Until the polls closed, news organizations were prohibited from reporting accounts of how people voted, but in interviews, Britons expressed their concerns and anxieties in more general terms.</w:t>
         <w:br/>
-        <w:t>''Margaret Thatcher was made a scapegoat by her own party,'' says Londoner Judith Robinson, 32. ''But I don't see any difference at all between Heseltine, Hurd and Major. They'll continue with Conservative policies and that's the problem.'</w:t>
-        <w:br/>
-        <w:t>Adds Colin Kaye, 40, who's for Heseltine: ''Well she had to go, didn't she? She had a good run but after 11 years, it's time to move on. But Heseltine is a proper English gentlemen, and you Americans like that sort of thing.''</w:t>
-        <w:br/>
-        <w:t>Whoever wins the upcoming vote, Britain's first female prime minister will be replaced by a man - a fact not lost on the population:</w:t>
-        <w:br/>
-        <w:t>''I think that a little bit of it was men being a bit sick of having a woman at a top,'' says Thorne. ''I think they've had enough and want a man there again.''</w:t>
-        <w:br/>
-        <w:br/>
-        <w:t>Notes</w:t>
-        <w:br/>
-        <w:br/>
-        <w:t>Ribbon Label; BRITAIN REPLACES THE 'IRON LADY'; 3</w:t>
+        <w:t>In the deprived town of Oldham, near Manchester, a traditional stronghold of the Labour Party, Lisa Kirk, 43, said she and her family had been swayed by the UK Independence Party, which opposes Britain's membership in the European Union, and expressed disenchantment with British leaders. "They're just letting all the foreigners in, and there is nothing left in the system for us," she said.</w:t>
       </w:r>
     </w:p>
     <w:sectPr>
